--- a/src/docs/EjercicioArquitectoAzure.docx
+++ b/src/docs/EjercicioArquitectoAzure.docx
@@ -183,6 +183,7 @@
           <w:b/>
           <w:sz w:val="52"/>
           <w:szCs w:val="24"/>
+          <w:lang w:val="en-US"/>
         </w:rPr>
       </w:pPr>
       <w:r>
@@ -191,6 +192,7 @@
           <w:b/>
           <w:sz w:val="40"/>
           <w:szCs w:val="40"/>
+          <w:lang w:val="en-US"/>
         </w:rPr>
         <w:t>GitHub</w:t>
       </w:r>
@@ -200,8 +202,19 @@
           <w:b/>
           <w:sz w:val="52"/>
           <w:szCs w:val="24"/>
+          <w:lang w:val="en-US"/>
         </w:rPr>
         <w:t xml:space="preserve">: </w:t>
+      </w:r>
+      <w:r>
+        <w:rPr>
+          <w:rFonts w:eastAsia="Times New Roman" w:cstheme="minorHAnsi"/>
+          <w:b/>
+          <w:sz w:val="52"/>
+          <w:szCs w:val="24"/>
+          <w:lang w:val="en-US"/>
+        </w:rPr>
+        <w:t>https://github.com/manuelchoez/PruebaArquitectoSoluciones</w:t>
       </w:r>
     </w:p>
     <w:p>
@@ -210,6 +223,7 @@
           <w:rFonts w:cstheme="minorHAnsi"/>
           <w:b/>
           <w:sz w:val="48"/>
+          <w:lang w:val="en-US"/>
         </w:rPr>
       </w:pPr>
       <w:r>
@@ -217,6 +231,7 @@
           <w:rFonts w:cstheme="minorHAnsi"/>
           <w:b/>
           <w:sz w:val="48"/>
+          <w:lang w:val="en-US"/>
         </w:rPr>
         <w:br w:type="page"/>
       </w:r>
@@ -252,6 +267,9 @@
         <w:p>
           <w:pPr>
             <w:pStyle w:val="TtuloTDC"/>
+            <w:rPr>
+              <w:lang w:val="es-EC"/>
+            </w:rPr>
           </w:pPr>
           <w:r>
             <w:rPr>
@@ -282,7 +300,7 @@
           <w:r>
             <w:fldChar w:fldCharType="separate"/>
           </w:r>
-          <w:hyperlink w:anchor="_Toc225932736" w:history="1">
+          <w:hyperlink w:anchor="_Toc226028320" w:history="1">
             <w:r>
               <w:rPr>
                 <w:rStyle w:val="Hipervnculo"/>
@@ -324,7 +342,7 @@
                 <w:noProof/>
                 <w:webHidden/>
               </w:rPr>
-              <w:instrText xml:space="preserve"> PAGEREF _Toc225932736 \h </w:instrText>
+              <w:instrText xml:space="preserve"> PAGEREF _Toc226028320 \h </w:instrText>
             </w:r>
             <w:r>
               <w:rPr>
@@ -368,7 +386,7 @@
               <w:lang w:val="en-US"/>
             </w:rPr>
           </w:pPr>
-          <w:hyperlink w:anchor="_Toc225932737" w:history="1">
+          <w:hyperlink w:anchor="_Toc226028321" w:history="1">
             <w:r>
               <w:rPr>
                 <w:rStyle w:val="Hipervnculo"/>
@@ -410,7 +428,7 @@
                 <w:noProof/>
                 <w:webHidden/>
               </w:rPr>
-              <w:instrText xml:space="preserve"> PAGEREF _Toc225932737 \h </w:instrText>
+              <w:instrText xml:space="preserve"> PAGEREF _Toc226028321 \h </w:instrText>
             </w:r>
             <w:r>
               <w:rPr>
@@ -445,6 +463,7 @@
           <w:pPr>
             <w:pStyle w:val="TDC2"/>
             <w:tabs>
+              <w:tab w:val="left" w:pos="880"/>
               <w:tab w:val="right" w:leader="dot" w:pos="8828"/>
             </w:tabs>
             <w:rPr>
@@ -453,23 +472,38 @@
               <w:lang w:val="en-US"/>
             </w:rPr>
           </w:pPr>
-          <w:hyperlink w:anchor="_Toc225932738" w:history="1">
+          <w:hyperlink w:anchor="_Toc226028322" w:history="1">
             <w:r>
               <w:rPr>
                 <w:rStyle w:val="Hipervnculo"/>
                 <w:noProof/>
               </w:rPr>
-              <w:t>2.2 Objetivo General</w:t>
-            </w:r>
-            <w:r>
-              <w:rPr>
-                <w:noProof/>
-                <w:webHidden/>
+              <w:t>2.2</w:t>
+            </w:r>
+            <w:r>
+              <w:rPr>
+                <w:rFonts w:eastAsiaTheme="minorEastAsia"/>
+                <w:noProof/>
+                <w:lang w:val="en-US"/>
               </w:rPr>
               <w:tab/>
             </w:r>
             <w:r>
               <w:rPr>
+                <w:rStyle w:val="Hipervnculo"/>
+                <w:noProof/>
+              </w:rPr>
+              <w:t>Objetivo General</w:t>
+            </w:r>
+            <w:r>
+              <w:rPr>
+                <w:noProof/>
+                <w:webHidden/>
+              </w:rPr>
+              <w:tab/>
+            </w:r>
+            <w:r>
+              <w:rPr>
                 <w:noProof/>
                 <w:webHidden/>
               </w:rPr>
@@ -480,7 +514,7 @@
                 <w:noProof/>
                 <w:webHidden/>
               </w:rPr>
-              <w:instrText xml:space="preserve"> PAGEREF _Toc225932738 \h </w:instrText>
+              <w:instrText xml:space="preserve"> PAGEREF _Toc226028322 \h </w:instrText>
             </w:r>
             <w:r>
               <w:rPr>
@@ -515,6 +549,7 @@
           <w:pPr>
             <w:pStyle w:val="TDC2"/>
             <w:tabs>
+              <w:tab w:val="left" w:pos="880"/>
               <w:tab w:val="right" w:leader="dot" w:pos="8828"/>
             </w:tabs>
             <w:rPr>
@@ -523,23 +558,38 @@
               <w:lang w:val="en-US"/>
             </w:rPr>
           </w:pPr>
-          <w:hyperlink w:anchor="_Toc225932739" w:history="1">
+          <w:hyperlink w:anchor="_Toc226028323" w:history="1">
             <w:r>
               <w:rPr>
                 <w:rStyle w:val="Hipervnculo"/>
                 <w:noProof/>
               </w:rPr>
-              <w:t>2.3 Objetivos Específicos</w:t>
-            </w:r>
-            <w:r>
-              <w:rPr>
-                <w:noProof/>
-                <w:webHidden/>
+              <w:t>2.3</w:t>
+            </w:r>
+            <w:r>
+              <w:rPr>
+                <w:rFonts w:eastAsiaTheme="minorEastAsia"/>
+                <w:noProof/>
+                <w:lang w:val="en-US"/>
               </w:rPr>
               <w:tab/>
             </w:r>
             <w:r>
               <w:rPr>
+                <w:rStyle w:val="Hipervnculo"/>
+                <w:noProof/>
+              </w:rPr>
+              <w:t>Objetivos Específicos</w:t>
+            </w:r>
+            <w:r>
+              <w:rPr>
+                <w:noProof/>
+                <w:webHidden/>
+              </w:rPr>
+              <w:tab/>
+            </w:r>
+            <w:r>
+              <w:rPr>
                 <w:noProof/>
                 <w:webHidden/>
               </w:rPr>
@@ -550,7 +600,7 @@
                 <w:noProof/>
                 <w:webHidden/>
               </w:rPr>
-              <w:instrText xml:space="preserve"> PAGEREF _Toc225932739 \h </w:instrText>
+              <w:instrText xml:space="preserve"> PAGEREF _Toc226028323 \h </w:instrText>
             </w:r>
             <w:r>
               <w:rPr>
@@ -594,7 +644,7 @@
               <w:lang w:val="en-US"/>
             </w:rPr>
           </w:pPr>
-          <w:hyperlink w:anchor="_Toc225932740" w:history="1">
+          <w:hyperlink w:anchor="_Toc226028324" w:history="1">
             <w:r>
               <w:rPr>
                 <w:rStyle w:val="Hipervnculo"/>
@@ -636,7 +686,7 @@
                 <w:noProof/>
                 <w:webHidden/>
               </w:rPr>
-              <w:instrText xml:space="preserve"> PAGEREF _Toc225932740 \h </w:instrText>
+              <w:instrText xml:space="preserve"> PAGEREF _Toc226028324 \h </w:instrText>
             </w:r>
             <w:r>
               <w:rPr>
@@ -679,7 +729,7 @@
               <w:lang w:val="en-US"/>
             </w:rPr>
           </w:pPr>
-          <w:hyperlink w:anchor="_Toc225932741" w:history="1">
+          <w:hyperlink w:anchor="_Toc226028325" w:history="1">
             <w:r>
               <w:rPr>
                 <w:rStyle w:val="Hipervnculo"/>
@@ -706,7 +756,7 @@
                 <w:noProof/>
                 <w:webHidden/>
               </w:rPr>
-              <w:instrText xml:space="preserve"> PAGEREF _Toc225932741 \h </w:instrText>
+              <w:instrText xml:space="preserve"> PAGEREF _Toc226028325 \h </w:instrText>
             </w:r>
             <w:r>
               <w:rPr>
@@ -741,6 +791,7 @@
           <w:pPr>
             <w:pStyle w:val="TDC2"/>
             <w:tabs>
+              <w:tab w:val="left" w:pos="880"/>
               <w:tab w:val="right" w:leader="dot" w:pos="8828"/>
             </w:tabs>
             <w:rPr>
@@ -749,23 +800,38 @@
               <w:lang w:val="en-US"/>
             </w:rPr>
           </w:pPr>
-          <w:hyperlink w:anchor="_Toc225932742" w:history="1">
+          <w:hyperlink w:anchor="_Toc226028326" w:history="1">
             <w:r>
               <w:rPr>
                 <w:rStyle w:val="Hipervnculo"/>
                 <w:noProof/>
               </w:rPr>
-              <w:t>3.2 Alcance</w:t>
-            </w:r>
-            <w:r>
-              <w:rPr>
-                <w:noProof/>
-                <w:webHidden/>
+              <w:t>3.2</w:t>
+            </w:r>
+            <w:r>
+              <w:rPr>
+                <w:rFonts w:eastAsiaTheme="minorEastAsia"/>
+                <w:noProof/>
+                <w:lang w:val="en-US"/>
               </w:rPr>
               <w:tab/>
             </w:r>
             <w:r>
               <w:rPr>
+                <w:rStyle w:val="Hipervnculo"/>
+                <w:noProof/>
+              </w:rPr>
+              <w:t>Alcance</w:t>
+            </w:r>
+            <w:r>
+              <w:rPr>
+                <w:noProof/>
+                <w:webHidden/>
+              </w:rPr>
+              <w:tab/>
+            </w:r>
+            <w:r>
+              <w:rPr>
                 <w:noProof/>
                 <w:webHidden/>
               </w:rPr>
@@ -776,7 +842,7 @@
                 <w:noProof/>
                 <w:webHidden/>
               </w:rPr>
-              <w:instrText xml:space="preserve"> PAGEREF _Toc225932742 \h </w:instrText>
+              <w:instrText xml:space="preserve"> PAGEREF _Toc226028326 \h </w:instrText>
             </w:r>
             <w:r>
               <w:rPr>
@@ -820,7 +886,7 @@
               <w:lang w:val="en-US"/>
             </w:rPr>
           </w:pPr>
-          <w:hyperlink w:anchor="_Toc225932743" w:history="1">
+          <w:hyperlink w:anchor="_Toc226028327" w:history="1">
             <w:r>
               <w:rPr>
                 <w:rStyle w:val="Hipervnculo"/>
@@ -862,7 +928,7 @@
                 <w:noProof/>
                 <w:webHidden/>
               </w:rPr>
-              <w:instrText xml:space="preserve"> PAGEREF _Toc225932743 \h </w:instrText>
+              <w:instrText xml:space="preserve"> PAGEREF _Toc226028327 \h </w:instrText>
             </w:r>
             <w:r>
               <w:rPr>
@@ -906,7 +972,7 @@
               <w:lang w:val="en-US"/>
             </w:rPr>
           </w:pPr>
-          <w:hyperlink w:anchor="_Toc225932744" w:history="1">
+          <w:hyperlink w:anchor="_Toc226028328" w:history="1">
             <w:r>
               <w:rPr>
                 <w:rStyle w:val="Hipervnculo"/>
@@ -948,7 +1014,7 @@
                 <w:noProof/>
                 <w:webHidden/>
               </w:rPr>
-              <w:instrText xml:space="preserve"> PAGEREF _Toc225932744 \h </w:instrText>
+              <w:instrText xml:space="preserve"> PAGEREF _Toc226028328 \h </w:instrText>
             </w:r>
             <w:r>
               <w:rPr>
@@ -991,13 +1057,13 @@
               <w:lang w:val="en-US"/>
             </w:rPr>
           </w:pPr>
-          <w:hyperlink w:anchor="_Toc225932745" w:history="1">
+          <w:hyperlink w:anchor="_Toc226028329" w:history="1">
             <w:r>
               <w:rPr>
                 <w:rStyle w:val="Hipervnculo"/>
                 <w:noProof/>
               </w:rPr>
-              <w:t>5.1 Nivel 1: Diagrama de Contexto.</w:t>
+              <w:t>5.1 Nivel 1: Diagrama de Contexto</w:t>
             </w:r>
             <w:r>
               <w:rPr>
@@ -1018,7 +1084,93 @@
                 <w:noProof/>
                 <w:webHidden/>
               </w:rPr>
-              <w:instrText xml:space="preserve"> PAGEREF _Toc225932745 \h </w:instrText>
+              <w:instrText xml:space="preserve"> PAGEREF _Toc226028329 \h </w:instrText>
+            </w:r>
+            <w:r>
+              <w:rPr>
+                <w:noProof/>
+                <w:webHidden/>
+              </w:rPr>
+            </w:r>
+            <w:r>
+              <w:rPr>
+                <w:noProof/>
+                <w:webHidden/>
+              </w:rPr>
+              <w:fldChar w:fldCharType="separate"/>
+            </w:r>
+            <w:r>
+              <w:rPr>
+                <w:noProof/>
+                <w:webHidden/>
+              </w:rPr>
+              <w:t>7</w:t>
+            </w:r>
+            <w:r>
+              <w:rPr>
+                <w:noProof/>
+                <w:webHidden/>
+              </w:rPr>
+              <w:fldChar w:fldCharType="end"/>
+            </w:r>
+          </w:hyperlink>
+        </w:p>
+        <w:p>
+          <w:pPr>
+            <w:pStyle w:val="TDC2"/>
+            <w:tabs>
+              <w:tab w:val="left" w:pos="880"/>
+              <w:tab w:val="right" w:leader="dot" w:pos="8828"/>
+            </w:tabs>
+            <w:rPr>
+              <w:rFonts w:eastAsiaTheme="minorEastAsia"/>
+              <w:noProof/>
+              <w:lang w:val="en-US"/>
+            </w:rPr>
+          </w:pPr>
+          <w:hyperlink w:anchor="_Toc226028330" w:history="1">
+            <w:r>
+              <w:rPr>
+                <w:rStyle w:val="Hipervnculo"/>
+                <w:noProof/>
+              </w:rPr>
+              <w:t>5.2</w:t>
+            </w:r>
+            <w:r>
+              <w:rPr>
+                <w:rFonts w:eastAsiaTheme="minorEastAsia"/>
+                <w:noProof/>
+                <w:lang w:val="en-US"/>
+              </w:rPr>
+              <w:tab/>
+            </w:r>
+            <w:r>
+              <w:rPr>
+                <w:rStyle w:val="Hipervnculo"/>
+                <w:noProof/>
+              </w:rPr>
+              <w:t>Nivel 2: Diagrama de Contenedores</w:t>
+            </w:r>
+            <w:r>
+              <w:rPr>
+                <w:noProof/>
+                <w:webHidden/>
+              </w:rPr>
+              <w:tab/>
+            </w:r>
+            <w:r>
+              <w:rPr>
+                <w:noProof/>
+                <w:webHidden/>
+              </w:rPr>
+              <w:fldChar w:fldCharType="begin"/>
+            </w:r>
+            <w:r>
+              <w:rPr>
+                <w:noProof/>
+                <w:webHidden/>
+              </w:rPr>
+              <w:instrText xml:space="preserve"> PAGEREF _Toc226028330 \h </w:instrText>
             </w:r>
             <w:r>
               <w:rPr>
@@ -1061,13 +1213,13 @@
               <w:lang w:val="en-US"/>
             </w:rPr>
           </w:pPr>
-          <w:hyperlink w:anchor="_Toc225932746" w:history="1">
+          <w:hyperlink w:anchor="_Toc226028331" w:history="1">
             <w:r>
               <w:rPr>
                 <w:rStyle w:val="Hipervnculo"/>
                 <w:noProof/>
               </w:rPr>
-              <w:t>5.2 Nivel 2: Diagrama de Contenedores</w:t>
+              <w:t>5.3 Nivel 3: Diagrama de Componentes</w:t>
             </w:r>
             <w:r>
               <w:rPr>
@@ -1088,77 +1240,7 @@
                 <w:noProof/>
                 <w:webHidden/>
               </w:rPr>
-              <w:instrText xml:space="preserve"> PAGEREF _Toc225932746 \h </w:instrText>
-            </w:r>
-            <w:r>
-              <w:rPr>
-                <w:noProof/>
-                <w:webHidden/>
-              </w:rPr>
-            </w:r>
-            <w:r>
-              <w:rPr>
-                <w:noProof/>
-                <w:webHidden/>
-              </w:rPr>
-              <w:fldChar w:fldCharType="separate"/>
-            </w:r>
-            <w:r>
-              <w:rPr>
-                <w:noProof/>
-                <w:webHidden/>
-              </w:rPr>
-              <w:t>7</w:t>
-            </w:r>
-            <w:r>
-              <w:rPr>
-                <w:noProof/>
-                <w:webHidden/>
-              </w:rPr>
-              <w:fldChar w:fldCharType="end"/>
-            </w:r>
-          </w:hyperlink>
-        </w:p>
-        <w:p>
-          <w:pPr>
-            <w:pStyle w:val="TDC2"/>
-            <w:tabs>
-              <w:tab w:val="right" w:leader="dot" w:pos="8828"/>
-            </w:tabs>
-            <w:rPr>
-              <w:rFonts w:eastAsiaTheme="minorEastAsia"/>
-              <w:noProof/>
-              <w:lang w:val="en-US"/>
-            </w:rPr>
-          </w:pPr>
-          <w:hyperlink w:anchor="_Toc225932747" w:history="1">
-            <w:r>
-              <w:rPr>
-                <w:rStyle w:val="Hipervnculo"/>
-                <w:noProof/>
-              </w:rPr>
-              <w:t>5.3 Nivel 3: Diagrama de Componentes</w:t>
-            </w:r>
-            <w:r>
-              <w:rPr>
-                <w:noProof/>
-                <w:webHidden/>
-              </w:rPr>
-              <w:tab/>
-            </w:r>
-            <w:r>
-              <w:rPr>
-                <w:noProof/>
-                <w:webHidden/>
-              </w:rPr>
-              <w:fldChar w:fldCharType="begin"/>
-            </w:r>
-            <w:r>
-              <w:rPr>
-                <w:noProof/>
-                <w:webHidden/>
-              </w:rPr>
-              <w:instrText xml:space="preserve"> PAGEREF _Toc225932747 \h </w:instrText>
+              <w:instrText xml:space="preserve"> PAGEREF _Toc226028331 \h </w:instrText>
             </w:r>
             <w:r>
               <w:rPr>
@@ -1202,7 +1284,7 @@
               <w:lang w:val="en-US"/>
             </w:rPr>
           </w:pPr>
-          <w:hyperlink w:anchor="_Toc225932748" w:history="1">
+          <w:hyperlink w:anchor="_Toc226028332" w:history="1">
             <w:r>
               <w:rPr>
                 <w:rStyle w:val="Hipervnculo"/>
@@ -1244,7 +1326,7 @@
                 <w:noProof/>
                 <w:webHidden/>
               </w:rPr>
-              <w:instrText xml:space="preserve"> PAGEREF _Toc225932748 \h </w:instrText>
+              <w:instrText xml:space="preserve"> PAGEREF _Toc226028332 \h </w:instrText>
             </w:r>
             <w:r>
               <w:rPr>
@@ -1288,7 +1370,7 @@
               <w:lang w:val="en-US"/>
             </w:rPr>
           </w:pPr>
-          <w:hyperlink w:anchor="_Toc225932749" w:history="1">
+          <w:hyperlink w:anchor="_Toc226028333" w:history="1">
             <w:r>
               <w:rPr>
                 <w:rStyle w:val="Hipervnculo"/>
@@ -1330,7 +1412,7 @@
                 <w:noProof/>
                 <w:webHidden/>
               </w:rPr>
-              <w:instrText xml:space="preserve"> PAGEREF _Toc225932749 \h </w:instrText>
+              <w:instrText xml:space="preserve"> PAGEREF _Toc226028333 \h </w:instrText>
             </w:r>
             <w:r>
               <w:rPr>
@@ -1374,7 +1456,7 @@
               <w:lang w:val="en-US"/>
             </w:rPr>
           </w:pPr>
-          <w:hyperlink w:anchor="_Toc225932750" w:history="1">
+          <w:hyperlink w:anchor="_Toc226028334" w:history="1">
             <w:r>
               <w:rPr>
                 <w:rStyle w:val="Hipervnculo"/>
@@ -1416,7 +1498,7 @@
                 <w:noProof/>
                 <w:webHidden/>
               </w:rPr>
-              <w:instrText xml:space="preserve"> PAGEREF _Toc225932750 \h </w:instrText>
+              <w:instrText xml:space="preserve"> PAGEREF _Toc226028334 \h </w:instrText>
             </w:r>
             <w:r>
               <w:rPr>
@@ -1460,7 +1542,7 @@
               <w:lang w:val="en-US"/>
             </w:rPr>
           </w:pPr>
-          <w:hyperlink w:anchor="_Toc225932751" w:history="1">
+          <w:hyperlink w:anchor="_Toc226028335" w:history="1">
             <w:r>
               <w:rPr>
                 <w:rStyle w:val="Hipervnculo"/>
@@ -1502,7 +1584,7 @@
                 <w:noProof/>
                 <w:webHidden/>
               </w:rPr>
-              <w:instrText xml:space="preserve"> PAGEREF _Toc225932751 \h </w:instrText>
+              <w:instrText xml:space="preserve"> PAGEREF _Toc226028335 \h </w:instrText>
             </w:r>
             <w:r>
               <w:rPr>
@@ -1522,220 +1604,7 @@
                 <w:noProof/>
                 <w:webHidden/>
               </w:rPr>
-              <w:t>11</w:t>
-            </w:r>
-            <w:r>
-              <w:rPr>
-                <w:noProof/>
-                <w:webHidden/>
-              </w:rPr>
-              <w:fldChar w:fldCharType="end"/>
-            </w:r>
-          </w:hyperlink>
-        </w:p>
-        <w:p>
-          <w:pPr>
-            <w:pStyle w:val="TDC3"/>
-            <w:tabs>
-              <w:tab w:val="right" w:leader="dot" w:pos="8828"/>
-            </w:tabs>
-            <w:rPr>
-              <w:rFonts w:eastAsiaTheme="minorEastAsia"/>
-              <w:noProof/>
-              <w:lang w:val="en-US"/>
-            </w:rPr>
-          </w:pPr>
-          <w:hyperlink w:anchor="_Toc225932752" w:history="1">
-            <w:r>
-              <w:rPr>
-                <w:rStyle w:val="Hipervnculo"/>
-                <w:rFonts w:ascii="Arial" w:hAnsi="Arial" w:cs="Arial"/>
-                <w:noProof/>
-              </w:rPr>
-              <w:t>Consideraciones</w:t>
-            </w:r>
-            <w:r>
-              <w:rPr>
-                <w:noProof/>
-                <w:webHidden/>
-              </w:rPr>
-              <w:tab/>
-            </w:r>
-            <w:r>
-              <w:rPr>
-                <w:noProof/>
-                <w:webHidden/>
-              </w:rPr>
-              <w:fldChar w:fldCharType="begin"/>
-            </w:r>
-            <w:r>
-              <w:rPr>
-                <w:noProof/>
-                <w:webHidden/>
-              </w:rPr>
-              <w:instrText xml:space="preserve"> PAGEREF _Toc225932752 \h </w:instrText>
-            </w:r>
-            <w:r>
-              <w:rPr>
-                <w:noProof/>
-                <w:webHidden/>
-              </w:rPr>
-            </w:r>
-            <w:r>
-              <w:rPr>
-                <w:noProof/>
-                <w:webHidden/>
-              </w:rPr>
-              <w:fldChar w:fldCharType="separate"/>
-            </w:r>
-            <w:r>
-              <w:rPr>
-                <w:noProof/>
-                <w:webHidden/>
-              </w:rPr>
-              <w:t>13</w:t>
-            </w:r>
-            <w:r>
-              <w:rPr>
-                <w:noProof/>
-                <w:webHidden/>
-              </w:rPr>
-              <w:fldChar w:fldCharType="end"/>
-            </w:r>
-          </w:hyperlink>
-        </w:p>
-        <w:p>
-          <w:pPr>
-            <w:pStyle w:val="TDC3"/>
-            <w:tabs>
-              <w:tab w:val="right" w:leader="dot" w:pos="8828"/>
-            </w:tabs>
-            <w:rPr>
-              <w:rFonts w:eastAsiaTheme="minorEastAsia"/>
-              <w:noProof/>
-              <w:lang w:val="en-US"/>
-            </w:rPr>
-          </w:pPr>
-          <w:hyperlink w:anchor="_Toc225932753" w:history="1">
-            <w:r>
-              <w:rPr>
-                <w:rStyle w:val="Hipervnculo"/>
-                <w:rFonts w:ascii="Arial" w:hAnsi="Arial" w:cs="Arial"/>
-                <w:noProof/>
-              </w:rPr>
-              <w:t>Criterios de calificación</w:t>
-            </w:r>
-            <w:r>
-              <w:rPr>
-                <w:noProof/>
-                <w:webHidden/>
-              </w:rPr>
-              <w:tab/>
-            </w:r>
-            <w:r>
-              <w:rPr>
-                <w:noProof/>
-                <w:webHidden/>
-              </w:rPr>
-              <w:fldChar w:fldCharType="begin"/>
-            </w:r>
-            <w:r>
-              <w:rPr>
-                <w:noProof/>
-                <w:webHidden/>
-              </w:rPr>
-              <w:instrText xml:space="preserve"> PAGEREF _Toc225932753 \h </w:instrText>
-            </w:r>
-            <w:r>
-              <w:rPr>
-                <w:noProof/>
-                <w:webHidden/>
-              </w:rPr>
-            </w:r>
-            <w:r>
-              <w:rPr>
-                <w:noProof/>
-                <w:webHidden/>
-              </w:rPr>
-              <w:fldChar w:fldCharType="separate"/>
-            </w:r>
-            <w:r>
-              <w:rPr>
-                <w:noProof/>
-                <w:webHidden/>
-              </w:rPr>
-              <w:t>13</w:t>
-            </w:r>
-            <w:r>
-              <w:rPr>
-                <w:noProof/>
-                <w:webHidden/>
-              </w:rPr>
-              <w:fldChar w:fldCharType="end"/>
-            </w:r>
-          </w:hyperlink>
-        </w:p>
-        <w:p>
-          <w:pPr>
-            <w:pStyle w:val="TDC3"/>
-            <w:tabs>
-              <w:tab w:val="right" w:leader="dot" w:pos="8828"/>
-            </w:tabs>
-            <w:rPr>
-              <w:rFonts w:eastAsiaTheme="minorEastAsia"/>
-              <w:noProof/>
-              <w:lang w:val="en-US"/>
-            </w:rPr>
-          </w:pPr>
-          <w:hyperlink w:anchor="_Toc225932754" w:history="1">
-            <w:r>
-              <w:rPr>
-                <w:rStyle w:val="Hipervnculo"/>
-                <w:rFonts w:ascii="Arial" w:hAnsi="Arial" w:cs="Arial"/>
-                <w:noProof/>
-              </w:rPr>
-              <w:t>Que la solución satisfaga los requerimientos y todo cuente con justificación. Criterios de calificación</w:t>
-            </w:r>
-            <w:r>
-              <w:rPr>
-                <w:noProof/>
-                <w:webHidden/>
-              </w:rPr>
-              <w:tab/>
-            </w:r>
-            <w:r>
-              <w:rPr>
-                <w:noProof/>
-                <w:webHidden/>
-              </w:rPr>
-              <w:fldChar w:fldCharType="begin"/>
-            </w:r>
-            <w:r>
-              <w:rPr>
-                <w:noProof/>
-                <w:webHidden/>
-              </w:rPr>
-              <w:instrText xml:space="preserve"> PAGEREF _Toc225932754 \h </w:instrText>
-            </w:r>
-            <w:r>
-              <w:rPr>
-                <w:noProof/>
-                <w:webHidden/>
-              </w:rPr>
-            </w:r>
-            <w:r>
-              <w:rPr>
-                <w:noProof/>
-                <w:webHidden/>
-              </w:rPr>
-              <w:fldChar w:fldCharType="separate"/>
-            </w:r>
-            <w:r>
-              <w:rPr>
-                <w:noProof/>
-                <w:webHidden/>
-              </w:rPr>
-              <w:t>13</w:t>
+              <w:t>10</w:t>
             </w:r>
             <w:r>
               <w:rPr>
@@ -1756,6 +1625,8 @@
             <w:fldChar w:fldCharType="end"/>
           </w:r>
         </w:p>
+        <w:bookmarkStart w:id="0" w:name="_GoBack" w:displacedByCustomXml="next"/>
+        <w:bookmarkEnd w:id="0" w:displacedByCustomXml="next"/>
       </w:sdtContent>
     </w:sdt>
     <w:p>
@@ -1771,12 +1642,12 @@
           <w:numId w:val="8"/>
         </w:numPr>
       </w:pPr>
-      <w:bookmarkStart w:id="0" w:name="_Toc225932736"/>
+      <w:bookmarkStart w:id="1" w:name="_Toc226028320"/>
       <w:r>
         <w:lastRenderedPageBreak/>
         <w:t>Introducción</w:t>
       </w:r>
-      <w:bookmarkEnd w:id="0"/>
+      <w:bookmarkEnd w:id="1"/>
     </w:p>
     <w:p/>
     <w:p>
@@ -1850,12 +1721,11 @@
           <w:numId w:val="8"/>
         </w:numPr>
       </w:pPr>
-      <w:bookmarkStart w:id="1" w:name="_Toc225932737"/>
+      <w:bookmarkStart w:id="2" w:name="_Toc226028321"/>
       <w:r>
         <w:t>Objetivos</w:t>
       </w:r>
-      <w:bookmarkStart w:id="2" w:name="_Toc225932738"/>
-      <w:bookmarkEnd w:id="1"/>
+      <w:bookmarkEnd w:id="2"/>
     </w:p>
     <w:p/>
     <w:p>
@@ -1866,10 +1736,11 @@
           <w:numId w:val="8"/>
         </w:numPr>
       </w:pPr>
+      <w:bookmarkStart w:id="3" w:name="_Toc226028322"/>
       <w:r>
         <w:t>Objetivo General</w:t>
       </w:r>
-      <w:bookmarkEnd w:id="2"/>
+      <w:bookmarkEnd w:id="3"/>
     </w:p>
     <w:p>
       <w:pPr>
@@ -1919,7 +1790,7 @@
           <w:numId w:val="8"/>
         </w:numPr>
       </w:pPr>
-      <w:bookmarkStart w:id="3" w:name="_Toc225932739"/>
+      <w:bookmarkStart w:id="4" w:name="_Toc226028323"/>
       <w:proofErr w:type="spellStart"/>
       <w:r>
         <w:t>Objetivos</w:t>
@@ -1932,7 +1803,7 @@
       <w:r>
         <w:t>Específicos</w:t>
       </w:r>
-      <w:bookmarkEnd w:id="3"/>
+      <w:bookmarkEnd w:id="4"/>
       <w:proofErr w:type="spellEnd"/>
     </w:p>
     <w:p>
@@ -2320,19 +2191,19 @@
           <w:numId w:val="8"/>
         </w:numPr>
       </w:pPr>
-      <w:bookmarkStart w:id="4" w:name="_Toc225932740"/>
+      <w:bookmarkStart w:id="5" w:name="_Toc226028324"/>
       <w:r>
         <w:lastRenderedPageBreak/>
         <w:t>Definición del Problema y Alcance</w:t>
       </w:r>
-      <w:bookmarkEnd w:id="4"/>
+      <w:bookmarkEnd w:id="5"/>
     </w:p>
     <w:p/>
     <w:p>
       <w:pPr>
         <w:pStyle w:val="Ttulo2"/>
       </w:pPr>
-      <w:bookmarkStart w:id="5" w:name="_Toc225932741"/>
+      <w:bookmarkStart w:id="6" w:name="_Toc226028325"/>
       <w:r>
         <w:t xml:space="preserve">3.1 </w:t>
       </w:r>
@@ -2340,7 +2211,7 @@
       <w:r>
         <w:t>Problema</w:t>
       </w:r>
-      <w:bookmarkEnd w:id="5"/>
+      <w:bookmarkEnd w:id="6"/>
       <w:proofErr w:type="spellEnd"/>
     </w:p>
     <w:p>
@@ -2384,14 +2255,14 @@
           <w:lang w:val="es-EC"/>
         </w:rPr>
       </w:pPr>
-      <w:bookmarkStart w:id="6" w:name="_Toc225932742"/>
+      <w:bookmarkStart w:id="7" w:name="_Toc226028326"/>
       <w:r>
         <w:rPr>
           <w:lang w:val="es-EC"/>
         </w:rPr>
         <w:t>Alcance</w:t>
       </w:r>
-      <w:bookmarkEnd w:id="6"/>
+      <w:bookmarkEnd w:id="7"/>
       <w:r>
         <w:rPr>
           <w:lang w:val="es-EC"/>
@@ -2551,12 +2422,12 @@
           <w:numId w:val="8"/>
         </w:numPr>
       </w:pPr>
-      <w:bookmarkStart w:id="7" w:name="_Toc225932743"/>
+      <w:bookmarkStart w:id="8" w:name="_Toc226028327"/>
       <w:r>
         <w:lastRenderedPageBreak/>
         <w:t>Análisis de Decisiones Arquitectónicas</w:t>
       </w:r>
-      <w:bookmarkEnd w:id="7"/>
+      <w:bookmarkEnd w:id="8"/>
     </w:p>
     <w:p>
       <w:pPr>
@@ -3046,19 +2917,19 @@
           <w:numId w:val="8"/>
         </w:numPr>
       </w:pPr>
-      <w:bookmarkStart w:id="8" w:name="_Toc225932744"/>
+      <w:bookmarkStart w:id="9" w:name="_Toc226028328"/>
       <w:r>
         <w:lastRenderedPageBreak/>
         <w:t>Diseño de la Solución</w:t>
       </w:r>
-      <w:bookmarkEnd w:id="8"/>
+      <w:bookmarkEnd w:id="9"/>
     </w:p>
     <w:p/>
     <w:p>
       <w:pPr>
         <w:pStyle w:val="Ttulo2"/>
       </w:pPr>
-      <w:bookmarkStart w:id="9" w:name="_Toc225932745"/>
+      <w:bookmarkStart w:id="10" w:name="_Toc226028329"/>
       <w:r>
         <w:t xml:space="preserve">5.1 </w:t>
       </w:r>
@@ -3082,10 +2953,10 @@
       <w:r>
         <w:t>Context</w:t>
       </w:r>
-      <w:bookmarkEnd w:id="9"/>
       <w:r>
         <w:t>o</w:t>
       </w:r>
+      <w:bookmarkEnd w:id="10"/>
       <w:proofErr w:type="spellEnd"/>
     </w:p>
     <w:p>
@@ -3150,14 +3021,14 @@
           <w:lang w:val="es-EC"/>
         </w:rPr>
       </w:pPr>
-      <w:bookmarkStart w:id="10" w:name="_Toc225932746"/>
+      <w:bookmarkStart w:id="11" w:name="_Toc226028330"/>
       <w:r>
         <w:rPr>
           <w:lang w:val="es-EC"/>
         </w:rPr>
         <w:t>Nivel 2: Diagrama de Contenedores</w:t>
       </w:r>
-      <w:bookmarkEnd w:id="10"/>
+      <w:bookmarkEnd w:id="11"/>
     </w:p>
     <w:p>
       <w:pPr>
@@ -3421,7 +3292,7 @@
           <w:lang w:val="es-EC"/>
         </w:rPr>
       </w:pPr>
-      <w:bookmarkStart w:id="11" w:name="_Toc225932747"/>
+      <w:bookmarkStart w:id="12" w:name="_Toc226028331"/>
       <w:r>
         <w:rPr>
           <w:lang w:val="es-EC"/>
@@ -3434,7 +3305,7 @@
         </w:rPr>
         <w:t>Nivel 3: Diagrama de Componentes</w:t>
       </w:r>
-      <w:bookmarkEnd w:id="11"/>
+      <w:bookmarkEnd w:id="12"/>
     </w:p>
     <w:p>
       <w:pPr>
@@ -3625,12 +3496,12 @@
           <w:numId w:val="8"/>
         </w:numPr>
       </w:pPr>
-      <w:bookmarkStart w:id="12" w:name="_Toc225932748"/>
+      <w:bookmarkStart w:id="13" w:name="_Toc226028332"/>
       <w:r>
         <w:lastRenderedPageBreak/>
         <w:t>Arquitectura de Seguridad y Autenticación</w:t>
       </w:r>
-      <w:bookmarkEnd w:id="12"/>
+      <w:bookmarkEnd w:id="13"/>
     </w:p>
     <w:p/>
     <w:p>
@@ -3844,12 +3715,12 @@
           <w:numId w:val="8"/>
         </w:numPr>
       </w:pPr>
-      <w:bookmarkStart w:id="13" w:name="_Toc225932749"/>
+      <w:bookmarkStart w:id="14" w:name="_Toc226028333"/>
       <w:r>
         <w:lastRenderedPageBreak/>
         <w:t>Infraestructura y Excelencia Operativa</w:t>
       </w:r>
-      <w:bookmarkEnd w:id="13"/>
+      <w:bookmarkEnd w:id="14"/>
     </w:p>
     <w:p/>
     <w:p>
@@ -4243,12 +4114,12 @@
           <w:numId w:val="8"/>
         </w:numPr>
       </w:pPr>
-      <w:bookmarkStart w:id="14" w:name="_Toc225932750"/>
+      <w:bookmarkStart w:id="15" w:name="_Toc226028334"/>
       <w:r>
         <w:lastRenderedPageBreak/>
         <w:t>Cumplimiento Normativo</w:t>
       </w:r>
-      <w:bookmarkEnd w:id="14"/>
+      <w:bookmarkEnd w:id="15"/>
     </w:p>
     <w:p/>
     <w:p>
@@ -4303,11 +4174,11 @@
           <w:numId w:val="8"/>
         </w:numPr>
       </w:pPr>
-      <w:bookmarkStart w:id="15" w:name="_Toc225932751"/>
+      <w:bookmarkStart w:id="16" w:name="_Toc226028335"/>
       <w:r>
         <w:t>Conclusiones</w:t>
       </w:r>
-      <w:bookmarkEnd w:id="15"/>
+      <w:bookmarkEnd w:id="16"/>
     </w:p>
     <w:p/>
     <w:p>
@@ -4488,8 +4359,6 @@
         </w:rPr>
         <w:t xml:space="preserve"> aseguran la excelencia operativa, monitoreo proactivo y tolerancia a fallos exigidos por el negocio.</w:t>
       </w:r>
-      <w:bookmarkStart w:id="16" w:name="_GoBack"/>
-      <w:bookmarkEnd w:id="16"/>
     </w:p>
     <w:sectPr>
       <w:pgSz w:w="12240" w:h="15840"/>
@@ -7554,7 +7423,7 @@
 </file>
 
 <file path=customXml/itemProps1.xml><?xml version="1.0" encoding="utf-8"?>
-<ds:datastoreItem xmlns:ds="http://schemas.openxmlformats.org/officeDocument/2006/customXml" ds:itemID="{5061E94A-5CEC-41BF-AAFB-372C55BF71F9}">
+<ds:datastoreItem xmlns:ds="http://schemas.openxmlformats.org/officeDocument/2006/customXml" ds:itemID="{141E37F5-B957-4AB1-9347-1546A0D7EFF9}">
   <ds:schemaRefs>
     <ds:schemaRef ds:uri="http://schemas.openxmlformats.org/officeDocument/2006/bibliography"/>
   </ds:schemaRefs>
